--- a/August 27 2026 - CW Webservices CoE Call Summary.docx
+++ b/August 27 2026 - CW Webservices CoE Call Summary.docx
@@ -2473,7 +2473,7 @@
                 <w:bCs w:val="1"/>
                 <w:rtl w:val="0"/>
               </w:rPr>
-              <w:t xml:space="preserve">CWST Translation Sites/Content</w:t>
+              <w:t xml:space="preserve">Surface Technologies Translation Sites/Content</w:t>
             </w:r>
           </w:p>
         </w:tc>
@@ -4060,7 +4060,7 @@
                 <w:bCs w:val="1"/>
                 <w:rtl w:val="0"/>
               </w:rPr>
-              <w:t xml:space="preserve">CWST -  Searchable Approvals Database</w:t>
+              <w:t xml:space="preserve">Surface Technologies -  Searchable Approvals Database</w:t>
             </w:r>
           </w:p>
         </w:tc>
@@ -4723,7 +4723,7 @@
                 <w:bCs w:val="1"/>
                 <w:rtl w:val="0"/>
               </w:rPr>
-              <w:t xml:space="preserve">CWST</w:t>
+              <w:t xml:space="preserve">Surface Technologies </w:t>
             </w:r>
           </w:p>
           <w:p>
@@ -8855,12 +8855,12 @@
           <wp:inline distB="114300" distT="114300" distL="114300" distR="114300">
             <wp:extent cx="16021050" cy="6096000"/>
             <wp:effectExtent b="0" l="0" r="0" t="0"/>
-            <wp:docPr id="4" name="image3.png"/>
+            <wp:docPr id="4" name="image1.png"/>
             <a:graphic>
               <a:graphicData uri="http://schemas.openxmlformats.org/drawingml/2006/picture">
                 <pic:pic>
                   <pic:nvPicPr>
-                    <pic:cNvPr id="0" name="image3.png"/>
+                    <pic:cNvPr id="0" name="image1.png"/>
                     <pic:cNvPicPr preferRelativeResize="0"/>
                   </pic:nvPicPr>
                   <pic:blipFill>
@@ -8952,12 +8952,12 @@
           <wp:inline distB="114300" distT="114300" distL="114300" distR="114300">
             <wp:extent cx="14878050" cy="7829550"/>
             <wp:effectExtent b="0" l="0" r="0" t="0"/>
-            <wp:docPr id="2" name="image4.png"/>
+            <wp:docPr id="2" name="image5.png"/>
             <a:graphic>
               <a:graphicData uri="http://schemas.openxmlformats.org/drawingml/2006/picture">
                 <pic:pic>
                   <pic:nvPicPr>
-                    <pic:cNvPr id="0" name="image4.png"/>
+                    <pic:cNvPr id="0" name="image5.png"/>
                     <pic:cNvPicPr preferRelativeResize="0"/>
                   </pic:nvPicPr>
                   <pic:blipFill>
@@ -9049,12 +9049,12 @@
           <wp:inline distB="114300" distT="114300" distL="114300" distR="114300">
             <wp:extent cx="14573250" cy="3209925"/>
             <wp:effectExtent b="0" l="0" r="0" t="0"/>
-            <wp:docPr id="5" name="image1.png"/>
+            <wp:docPr id="5" name="image3.png"/>
             <a:graphic>
               <a:graphicData uri="http://schemas.openxmlformats.org/drawingml/2006/picture">
                 <pic:pic>
                   <pic:nvPicPr>
-                    <pic:cNvPr id="0" name="image1.png"/>
+                    <pic:cNvPr id="0" name="image3.png"/>
                     <pic:cNvPicPr preferRelativeResize="0"/>
                   </pic:nvPicPr>
                   <pic:blipFill>
@@ -9100,12 +9100,12 @@
           <wp:inline distB="114300" distT="114300" distL="114300" distR="114300">
             <wp:extent cx="14554200" cy="2971800"/>
             <wp:effectExtent b="0" l="0" r="0" t="0"/>
-            <wp:docPr id="3" name="image5.png"/>
+            <wp:docPr id="3" name="image4.png"/>
             <a:graphic>
               <a:graphicData uri="http://schemas.openxmlformats.org/drawingml/2006/picture">
                 <pic:pic>
                   <pic:nvPicPr>
-                    <pic:cNvPr id="0" name="image5.png"/>
+                    <pic:cNvPr id="0" name="image4.png"/>
                     <pic:cNvPicPr preferRelativeResize="0"/>
                   </pic:nvPicPr>
                   <pic:blipFill>
